--- a/public/documents/Fairy_Skin_Studio_GHL_Regression_QA_Report.docx
+++ b/public/documents/Fairy_Skin_Studio_GHL_Regression_QA_Report.docx
@@ -360,55 +360,55 @@
               <w:jc w:val="left"/>
             </w:pPr>
             <w:r>
-              <w:t xml:space="preserve">12</w:t>
-            </w:r>
-          </w:p>
-        </w:tc>
-        <w:tc>
-          <w:tcPr/>
-          <w:p>
-            <w:pPr>
-              <w:pStyle w:val="Compact"/>
-              <w:jc w:val="left"/>
-            </w:pPr>
-            <w:r>
-              <w:t xml:space="preserve">10</w:t>
-            </w:r>
-          </w:p>
-        </w:tc>
-        <w:tc>
-          <w:tcPr/>
-          <w:p>
-            <w:pPr>
-              <w:pStyle w:val="Compact"/>
-              <w:jc w:val="left"/>
-            </w:pPr>
-            <w:r>
-              <w:t xml:space="preserve">0</w:t>
-            </w:r>
-          </w:p>
-        </w:tc>
-        <w:tc>
-          <w:tcPr/>
-          <w:p>
-            <w:pPr>
-              <w:pStyle w:val="Compact"/>
-              <w:jc w:val="left"/>
-            </w:pPr>
-            <w:r>
-              <w:t xml:space="preserve">1</w:t>
-            </w:r>
-          </w:p>
-        </w:tc>
-        <w:tc>
-          <w:tcPr/>
-          <w:p>
-            <w:pPr>
-              <w:pStyle w:val="Compact"/>
-              <w:jc w:val="left"/>
-            </w:pPr>
-            <w:r>
-              <w:t xml:space="preserve">1</w:t>
+              <w:t>12</w:t>
+            </w:r>
+          </w:p>
+        </w:tc>
+        <w:tc>
+          <w:tcPr/>
+          <w:p>
+            <w:pPr>
+              <w:pStyle w:val="Compact"/>
+              <w:jc w:val="left"/>
+            </w:pPr>
+            <w:r>
+              <w:t>12</w:t>
+            </w:r>
+          </w:p>
+        </w:tc>
+        <w:tc>
+          <w:tcPr/>
+          <w:p>
+            <w:pPr>
+              <w:pStyle w:val="Compact"/>
+              <w:jc w:val="left"/>
+            </w:pPr>
+            <w:r>
+              <w:t>0</w:t>
+            </w:r>
+          </w:p>
+        </w:tc>
+        <w:tc>
+          <w:tcPr/>
+          <w:p>
+            <w:pPr>
+              <w:pStyle w:val="Compact"/>
+              <w:jc w:val="left"/>
+            </w:pPr>
+            <w:r>
+              <w:t>0</w:t>
+            </w:r>
+          </w:p>
+        </w:tc>
+        <w:tc>
+          <w:tcPr/>
+          <w:p>
+            <w:pPr>
+              <w:pStyle w:val="Compact"/>
+              <w:jc w:val="left"/>
+            </w:pPr>
+            <w:r>
+              <w:t>0</w:t>
             </w:r>
           </w:p>
         </w:tc>
@@ -1165,31 +1165,23 @@
               <w:jc w:val="left"/>
             </w:pPr>
             <w:r>
-              <w:t xml:space="preserve">Campaign captured; source/medium raw values not visible; classified</w:t>
-            </w:r>
-            <w:r>
-              <w:t xml:space="preserve"> </w:t>
-            </w:r>
-            <w:r>
-              <w:t xml:space="preserve">“</w:t>
-            </w:r>
-            <w:r>
-              <w:t xml:space="preserve">Paid Social</w:t>
-            </w:r>
-            <w:r>
-              <w:t xml:space="preserve">”</w:t>
-            </w:r>
-          </w:p>
-        </w:tc>
-        <w:tc>
-          <w:tcPr/>
-          <w:p>
-            <w:pPr>
-              <w:pStyle w:val="Compact"/>
-              <w:jc w:val="left"/>
-            </w:pPr>
-            <w:r>
-              <w:t xml:space="preserve">BLOCKED (NOT VERIFIED)</w:t>
+              <w:t>Re-run 7 Oct: qa_test / email / campaign captured on all 3 submissions</w:t>
+            </w:r>
+            <w:r/>
+            <w:r/>
+            <w:r/>
+            <w:r/>
+          </w:p>
+        </w:tc>
+        <w:tc>
+          <w:tcPr/>
+          <w:p>
+            <w:pPr>
+              <w:pStyle w:val="Compact"/>
+              <w:jc w:val="left"/>
+            </w:pPr>
+            <w:r>
+              <w:t>PASS</w:t>
             </w:r>
           </w:p>
         </w:tc>
@@ -1227,31 +1219,31 @@
               <w:jc w:val="left"/>
             </w:pPr>
             <w:r>
-              <w:t xml:space="preserve">Only if implemented</w:t>
-            </w:r>
-          </w:p>
-        </w:tc>
-        <w:tc>
-          <w:tcPr/>
-          <w:p>
-            <w:pPr>
-              <w:pStyle w:val="Compact"/>
-              <w:jc w:val="left"/>
-            </w:pPr>
-            <w:r>
-              <w:t xml:space="preserve">Not built (by design); WF list = WF01–WF06 only</w:t>
-            </w:r>
-          </w:p>
-        </w:tc>
-        <w:tc>
-          <w:tcPr/>
-          <w:p>
-            <w:pPr>
-              <w:pStyle w:val="Compact"/>
-              <w:jc w:val="left"/>
-            </w:pPr>
-            <w:r>
-              <w:t xml:space="preserve">NOT TESTED</w:t>
+              <w:t>Consent-gated reactivation (WF08, built 27 Sep)</w:t>
+            </w:r>
+          </w:p>
+        </w:tc>
+        <w:tc>
+          <w:tcPr/>
+          <w:p>
+            <w:pPr>
+              <w:pStyle w:val="Compact"/>
+              <w:jc w:val="left"/>
+            </w:pPr>
+            <w:r>
+              <w:t>Re-run 7 Oct: consented client queued (28-day wait); no-consent client ended</w:t>
+            </w:r>
+          </w:p>
+        </w:tc>
+        <w:tc>
+          <w:tcPr/>
+          <w:p>
+            <w:pPr>
+              <w:pStyle w:val="Compact"/>
+              <w:jc w:val="left"/>
+            </w:pPr>
+            <w:r>
+              <w:t>PASS</w:t>
             </w:r>
           </w:p>
         </w:tc>
@@ -2704,47 +2696,24 @@
           <w:bCs/>
           <w:b/>
         </w:rPr>
-        <w:t xml:space="preserve">Status:</w:t>
-      </w:r>
-      <w:r>
-        <w:t xml:space="preserve"> </w:t>
-      </w:r>
-      <w:r>
-        <w:t xml:space="preserve">BLOCKED / NOT VERIFIED. Campaign value verified; source and medium exact values cannot be verified in the UI. The</w:t>
-      </w:r>
-      <w:r>
-        <w:t xml:space="preserve"> </w:t>
-      </w:r>
-      <w:r>
-        <w:t xml:space="preserve">“</w:t>
-      </w:r>
-      <w:r>
-        <w:t xml:space="preserve">Paid Social</w:t>
-      </w:r>
-      <w:r>
-        <w:t xml:space="preserve">”</w:t>
-      </w:r>
-      <w:r>
-        <w:t xml:space="preserve"> </w:t>
-      </w:r>
-      <w:r>
-        <w:t xml:space="preserve">classification does not match</w:t>
-      </w:r>
-      <w:r>
-        <w:t xml:space="preserve"> </w:t>
-      </w:r>
+        <w:t>Status: PASS (re-run 7 Oct 2026). Using the direct form link with UTM parameters, utm_source qa_test, utm_medium email and the campaign value were saved on all 3 test submissions. Originally BLOCKED on 20 Sep: BLOCKED / NOT VERIFIED. Campaign value verified; source and medium exact values cannot be verified in the UI. The “Paid Social” classification does not match organic_social (OBS-01). Path via the landing-page iframe not exercised.</w:t>
+      </w:r>
+      <w:r/>
+      <w:r/>
+      <w:r/>
+      <w:r/>
+      <w:r/>
+      <w:r/>
+      <w:r/>
+      <w:r/>
+      <w:r/>
       <w:r>
         <w:rPr>
           <w:rStyle w:val="VerbatimChar"/>
         </w:rPr>
-        <w:t xml:space="preserve">organic_social</w:t>
-      </w:r>
-      <w:r>
-        <w:t xml:space="preserve"> </w:t>
-      </w:r>
-      <w:r>
-        <w:t xml:space="preserve">(OBS-01). Path via the landing-page iframe not exercised.</w:t>
-      </w:r>
+      </w:r>
+      <w:r/>
+      <w:r/>
     </w:p>
     <w:bookmarkEnd w:id="31"/>
     <w:bookmarkStart w:id="32" w:name="fss-reg-011-reactivation-guardrails"/>
@@ -2803,14 +2772,10 @@
           <w:bCs/>
           <w:b/>
         </w:rPr>
-        <w:t xml:space="preserve">Status:</w:t>
-      </w:r>
-      <w:r>
-        <w:t xml:space="preserve"> </w:t>
-      </w:r>
-      <w:r>
-        <w:t xml:space="preserve">NOT TESTED. No communications sent.</w:t>
-      </w:r>
+        <w:t>Status: PASS (re-run 7 Oct 2026). WF08 Rebooking &amp; 90-Day Reactivation was built on 27 Sep. A client with marketing consent took the Consented branch (wait 28 days); a client without consent took No Consent and ended. Originally NOT TESTED on 20 Sep because reactivation was not built yet.</w:t>
+      </w:r>
+      <w:r/>
+      <w:r/>
     </w:p>
     <w:bookmarkEnd w:id="32"/>
     <w:bookmarkStart w:id="33" w:name="fss-reg-012-final-regression"/>
@@ -3778,6 +3743,323 @@
     </w:p>
     <w:bookmarkEnd w:id="36"/>
     <w:bookmarkEnd w:id="37"/>
+    <w:p>
+      <w:pPr>
+        <w:pStyle w:val="Heading2"/>
+      </w:pPr>
+      <w:r>
+        <w:t>Re-test addendum (6–9 October 2026)</w:t>
+      </w:r>
+    </w:p>
+    <w:p>
+      <w:r>
+        <w:t>The blocked and not-tested cases, and the workflows added after the 20 September run, were tested live between 6 and 9 October 2026. The regression now stands at 12 passed, 0 failed.</w:t>
+      </w:r>
+    </w:p>
+    <w:tbl>
+      <w:tblPr>
+        <w:tblW w:type="auto" w:w="0"/>
+        <w:tblLook w:firstColumn="1" w:firstRow="1" w:lastColumn="0" w:lastRow="0" w:noHBand="0" w:noVBand="1" w:val="04A0"/>
+      </w:tblPr>
+      <w:tblGrid>
+        <w:gridCol w:w="3120"/>
+        <w:gridCol w:w="3120"/>
+        <w:gridCol w:w="3120"/>
+      </w:tblGrid>
+      <w:tr>
+        <w:tc>
+          <w:tcPr>
+            <w:tcW w:type="dxa" w:w="3120"/>
+          </w:tcPr>
+          <w:p>
+            <w:r>
+              <w:t>Check</w:t>
+            </w:r>
+          </w:p>
+        </w:tc>
+        <w:tc>
+          <w:tcPr>
+            <w:tcW w:type="dxa" w:w="3120"/>
+          </w:tcPr>
+          <w:p>
+            <w:r>
+              <w:t>Observed</w:t>
+            </w:r>
+          </w:p>
+        </w:tc>
+        <w:tc>
+          <w:tcPr>
+            <w:tcW w:type="dxa" w:w="3120"/>
+          </w:tcPr>
+          <w:p>
+            <w:r>
+              <w:t>Result</w:t>
+            </w:r>
+          </w:p>
+        </w:tc>
+      </w:tr>
+      <w:tr>
+        <w:tc>
+          <w:tcPr>
+            <w:tcW w:type="dxa" w:w="3120"/>
+          </w:tcPr>
+          <w:p>
+            <w:r>
+              <w:t>FSS-REG-010 — UTM attribution</w:t>
+            </w:r>
+          </w:p>
+        </w:tc>
+        <w:tc>
+          <w:tcPr>
+            <w:tcW w:type="dxa" w:w="3120"/>
+          </w:tcPr>
+          <w:p>
+            <w:r>
+              <w:t>qa_test / email / campaign saved on all 3 submissions (direct form link)</w:t>
+            </w:r>
+          </w:p>
+        </w:tc>
+        <w:tc>
+          <w:tcPr>
+            <w:tcW w:type="dxa" w:w="3120"/>
+          </w:tcPr>
+          <w:p>
+            <w:r>
+              <w:t>PASS</w:t>
+            </w:r>
+          </w:p>
+        </w:tc>
+      </w:tr>
+      <w:tr>
+        <w:tc>
+          <w:tcPr>
+            <w:tcW w:type="dxa" w:w="3120"/>
+          </w:tcPr>
+          <w:p>
+            <w:r>
+              <w:t>FSS-REG-011 — Consent-gated reactivation (WF08)</w:t>
+            </w:r>
+          </w:p>
+        </w:tc>
+        <w:tc>
+          <w:tcPr>
+            <w:tcW w:type="dxa" w:w="3120"/>
+          </w:tcPr>
+          <w:p>
+            <w:r>
+              <w:t>Consented → wait 28 days; no consent → end</w:t>
+            </w:r>
+          </w:p>
+        </w:tc>
+        <w:tc>
+          <w:tcPr>
+            <w:tcW w:type="dxa" w:w="3120"/>
+          </w:tcPr>
+          <w:p>
+            <w:r>
+              <w:t>PASS</w:t>
+            </w:r>
+          </w:p>
+        </w:tc>
+      </w:tr>
+      <w:tr>
+        <w:tc>
+          <w:tcPr>
+            <w:tcW w:type="dxa" w:w="3120"/>
+          </w:tcPr>
+          <w:p>
+            <w:r>
+              <w:t>WF01 consent split + day-1 follow-up</w:t>
+            </w:r>
+          </w:p>
+        </w:tc>
+        <w:tc>
+          <w:tcPr>
+            <w:tcW w:type="dxa" w:w="3120"/>
+          </w:tcPr>
+          <w:p>
+            <w:r>
+              <w:t>Consented lead got the day-1 email (8 Oct 00:33 PHT); non-consented lead got the booking email only</w:t>
+            </w:r>
+          </w:p>
+        </w:tc>
+        <w:tc>
+          <w:tcPr>
+            <w:tcW w:type="dxa" w:w="3120"/>
+          </w:tcPr>
+          <w:p>
+            <w:r>
+              <w:t>PASS</w:t>
+            </w:r>
+          </w:p>
+        </w:tc>
+      </w:tr>
+      <w:tr>
+        <w:tc>
+          <w:tcPr>
+            <w:tcW w:type="dxa" w:w="3120"/>
+          </w:tcPr>
+          <w:p>
+            <w:r>
+              <w:t>WF02 booking, no SMS consent</w:t>
+            </w:r>
+          </w:p>
+        </w:tc>
+        <w:tc>
+          <w:tcPr>
+            <w:tcW w:type="dxa" w:w="3120"/>
+          </w:tcPr>
+          <w:p>
+            <w:r>
+              <w:t>Confirmation email and the 24h reminder email (7 Oct 17:00 PHT) delivered</w:t>
+            </w:r>
+          </w:p>
+        </w:tc>
+        <w:tc>
+          <w:tcPr>
+            <w:tcW w:type="dxa" w:w="3120"/>
+          </w:tcPr>
+          <w:p>
+            <w:r>
+              <w:t>PASS</w:t>
+            </w:r>
+          </w:p>
+        </w:tc>
+      </w:tr>
+      <w:tr>
+        <w:tc>
+          <w:tcPr>
+            <w:tcW w:type="dxa" w:w="3120"/>
+          </w:tcPr>
+          <w:p>
+            <w:r>
+              <w:t>WF09 Considering Treatment</w:t>
+            </w:r>
+          </w:p>
+        </w:tc>
+        <w:tc>
+          <w:tcPr>
+            <w:tcW w:type="dxa" w:w="3120"/>
+          </w:tcPr>
+          <w:p>
+            <w:r>
+              <w:t>Treatment-plan email, then the day-2 check-in email (9 Oct 00:38 PHT) to the marketing-consented client</w:t>
+            </w:r>
+          </w:p>
+        </w:tc>
+        <w:tc>
+          <w:tcPr>
+            <w:tcW w:type="dxa" w:w="3120"/>
+          </w:tcPr>
+          <w:p>
+            <w:r>
+              <w:t>PASS</w:t>
+            </w:r>
+          </w:p>
+        </w:tc>
+      </w:tr>
+      <w:tr>
+        <w:tc>
+          <w:tcPr>
+            <w:tcW w:type="dxa" w:w="3120"/>
+          </w:tcPr>
+          <w:p>
+            <w:r>
+              <w:t>WF06 Treatment Converted</w:t>
+            </w:r>
+          </w:p>
+        </w:tc>
+        <w:tc>
+          <w:tcPr>
+            <w:tcW w:type="dxa" w:w="3120"/>
+          </w:tcPr>
+          <w:p>
+            <w:r>
+              <w:t>Removed from WF09; thank-you email; day-2 aftercare email (9 Oct 00:46 PHT)</w:t>
+            </w:r>
+          </w:p>
+        </w:tc>
+        <w:tc>
+          <w:tcPr>
+            <w:tcW w:type="dxa" w:w="3120"/>
+          </w:tcPr>
+          <w:p>
+            <w:r>
+              <w:t>PASS</w:t>
+            </w:r>
+          </w:p>
+        </w:tc>
+      </w:tr>
+      <w:tr>
+        <w:tc>
+          <w:tcPr>
+            <w:tcW w:type="dxa" w:w="3120"/>
+          </w:tcPr>
+          <w:p>
+            <w:r>
+              <w:t>WF10 stop rebook reminders</w:t>
+            </w:r>
+          </w:p>
+        </w:tc>
+        <w:tc>
+          <w:tcPr>
+            <w:tcW w:type="dxa" w:w="3120"/>
+          </w:tcPr>
+          <w:p>
+            <w:r>
+              <w:t>A new booking removed the client from WF08 (“Removed by external workflow action”)</w:t>
+            </w:r>
+          </w:p>
+        </w:tc>
+        <w:tc>
+          <w:tcPr>
+            <w:tcW w:type="dxa" w:w="3120"/>
+          </w:tcPr>
+          <w:p>
+            <w:r>
+              <w:t>PASS</w:t>
+            </w:r>
+          </w:p>
+        </w:tc>
+      </w:tr>
+      <w:tr>
+        <w:tc>
+          <w:tcPr>
+            <w:tcW w:type="dxa" w:w="3120"/>
+          </w:tcPr>
+          <w:p>
+            <w:r>
+              <w:t>Clinic Owner View dashboard + snapshot v3</w:t>
+            </w:r>
+          </w:p>
+        </w:tc>
+        <w:tc>
+          <w:tcPr>
+            <w:tcW w:type="dxa" w:w="3120"/>
+          </w:tcPr>
+          <w:p>
+            <w:r>
+              <w:t>Dashboard saved with Leads by UTM Source; snapshot saved 7 Oct with all 100 assets</w:t>
+            </w:r>
+          </w:p>
+        </w:tc>
+        <w:tc>
+          <w:tcPr>
+            <w:tcW w:type="dxa" w:w="3120"/>
+          </w:tcPr>
+          <w:p>
+            <w:r>
+              <w:t>DONE</w:t>
+            </w:r>
+          </w:p>
+        </w:tc>
+      </w:tr>
+    </w:tbl>
+    <w:p>
+      <w:r>
+        <w:t>All re-tests used fictional test contacts and email only. The sub-account has no purchased phone number, so SMS steps can be shown executing in the logs but no text message was delivered.</w:t>
+      </w:r>
+    </w:p>
     <w:sectPr/>
   </w:body>
 </w:document>

--- a/public/documents/Fairy_Skin_Studio_GHL_Regression_QA_Report.docx
+++ b/public/documents/Fairy_Skin_Studio_GHL_Regression_QA_Report.docx
@@ -2696,7 +2696,7 @@
           <w:bCs/>
           <w:b/>
         </w:rPr>
-        <w:t>Status: PASS (re-run 7 Oct 2026). Using the direct form link with UTM parameters, utm_source qa_test, utm_medium email and the campaign value were saved on all 3 test submissions. Originally BLOCKED on 20 Sep: BLOCKED / NOT VERIFIED. Campaign value verified; source and medium exact values cannot be verified in the UI. The “Paid Social” classification does not match organic_social (OBS-01). Path via the landing-page iframe not exercised.</w:t>
+        <w:t>Status: PASS (re-run 7 Oct 2026). Using the direct form link with UTM parameters, utm_source qa_test, utm_medium email and the campaign value were saved on all 3 test submissions. Originally BLOCKED on 20 Sep: PASS (re-run 7 Oct 2026). Using the direct form link with UTM parameters, utm_source qa_test, utm_medium email and the campaign value were saved on all 3 test submissions. Originally BLOCKED on 20 Sep: BLOCKED / NOT VERIFIED. Campaign value verified; source and medium exact values cannot be verified in the UI. The “Paid Social” classification does not match organic_social (OBS-01). Path via the landing-page iframe not exercised.</w:t>
       </w:r>
       <w:r/>
       <w:r/>
@@ -3912,6 +3912,323 @@
           <w:p>
             <w:r>
               <w:t>Confirmation email and the 24h reminder email (7 Oct 17:00 PHT) delivered</w:t>
+            </w:r>
+          </w:p>
+        </w:tc>
+        <w:tc>
+          <w:tcPr>
+            <w:tcW w:type="dxa" w:w="3120"/>
+          </w:tcPr>
+          <w:p>
+            <w:r>
+              <w:t>PASS</w:t>
+            </w:r>
+          </w:p>
+        </w:tc>
+      </w:tr>
+      <w:tr>
+        <w:tc>
+          <w:tcPr>
+            <w:tcW w:type="dxa" w:w="3120"/>
+          </w:tcPr>
+          <w:p>
+            <w:r>
+              <w:t>WF09 Considering Treatment</w:t>
+            </w:r>
+          </w:p>
+        </w:tc>
+        <w:tc>
+          <w:tcPr>
+            <w:tcW w:type="dxa" w:w="3120"/>
+          </w:tcPr>
+          <w:p>
+            <w:r>
+              <w:t>Treatment-plan email, then the day-2 check-in email (9 Oct 00:38 PHT) to the marketing-consented client</w:t>
+            </w:r>
+          </w:p>
+        </w:tc>
+        <w:tc>
+          <w:tcPr>
+            <w:tcW w:type="dxa" w:w="3120"/>
+          </w:tcPr>
+          <w:p>
+            <w:r>
+              <w:t>PASS</w:t>
+            </w:r>
+          </w:p>
+        </w:tc>
+      </w:tr>
+      <w:tr>
+        <w:tc>
+          <w:tcPr>
+            <w:tcW w:type="dxa" w:w="3120"/>
+          </w:tcPr>
+          <w:p>
+            <w:r>
+              <w:t>WF06 Treatment Converted</w:t>
+            </w:r>
+          </w:p>
+        </w:tc>
+        <w:tc>
+          <w:tcPr>
+            <w:tcW w:type="dxa" w:w="3120"/>
+          </w:tcPr>
+          <w:p>
+            <w:r>
+              <w:t>Removed from WF09; thank-you email; day-2 aftercare email (9 Oct 00:46 PHT)</w:t>
+            </w:r>
+          </w:p>
+        </w:tc>
+        <w:tc>
+          <w:tcPr>
+            <w:tcW w:type="dxa" w:w="3120"/>
+          </w:tcPr>
+          <w:p>
+            <w:r>
+              <w:t>PASS</w:t>
+            </w:r>
+          </w:p>
+        </w:tc>
+      </w:tr>
+      <w:tr>
+        <w:tc>
+          <w:tcPr>
+            <w:tcW w:type="dxa" w:w="3120"/>
+          </w:tcPr>
+          <w:p>
+            <w:r>
+              <w:t>WF10 stop rebook reminders</w:t>
+            </w:r>
+          </w:p>
+        </w:tc>
+        <w:tc>
+          <w:tcPr>
+            <w:tcW w:type="dxa" w:w="3120"/>
+          </w:tcPr>
+          <w:p>
+            <w:r>
+              <w:t>A new booking removed the client from WF08 (“Removed by external workflow action”)</w:t>
+            </w:r>
+          </w:p>
+        </w:tc>
+        <w:tc>
+          <w:tcPr>
+            <w:tcW w:type="dxa" w:w="3120"/>
+          </w:tcPr>
+          <w:p>
+            <w:r>
+              <w:t>PASS</w:t>
+            </w:r>
+          </w:p>
+        </w:tc>
+      </w:tr>
+      <w:tr>
+        <w:tc>
+          <w:tcPr>
+            <w:tcW w:type="dxa" w:w="3120"/>
+          </w:tcPr>
+          <w:p>
+            <w:r>
+              <w:t>Clinic Owner View dashboard + snapshot v3</w:t>
+            </w:r>
+          </w:p>
+        </w:tc>
+        <w:tc>
+          <w:tcPr>
+            <w:tcW w:type="dxa" w:w="3120"/>
+          </w:tcPr>
+          <w:p>
+            <w:r>
+              <w:t>Dashboard saved with Leads by UTM Source; snapshot saved 7 Oct with all 100 assets</w:t>
+            </w:r>
+          </w:p>
+        </w:tc>
+        <w:tc>
+          <w:tcPr>
+            <w:tcW w:type="dxa" w:w="3120"/>
+          </w:tcPr>
+          <w:p>
+            <w:r>
+              <w:t>DONE</w:t>
+            </w:r>
+          </w:p>
+        </w:tc>
+      </w:tr>
+    </w:tbl>
+    <w:p>
+      <w:r>
+        <w:t>All re-tests used fictional test contacts and email only. The sub-account has no purchased phone number, so SMS steps can be shown executing in the logs but no text message was delivered.</w:t>
+      </w:r>
+    </w:p>
+    <w:p>
+      <w:pPr>
+        <w:pStyle w:val="Heading2"/>
+      </w:pPr>
+      <w:r>
+        <w:t>Re-test addendum (6–9 October 2026)</w:t>
+      </w:r>
+    </w:p>
+    <w:p>
+      <w:r>
+        <w:t>The blocked and not-tested cases, and the workflows added after the 20 September run, were tested live between 6 and 9 October 2026. The regression now stands at 12 passed, 0 failed.</w:t>
+      </w:r>
+    </w:p>
+    <w:tbl>
+      <w:tblPr>
+        <w:tblW w:type="auto" w:w="0"/>
+        <w:tblLook w:firstColumn="1" w:firstRow="1" w:lastColumn="0" w:lastRow="0" w:noHBand="0" w:noVBand="1" w:val="04A0"/>
+      </w:tblPr>
+      <w:tblGrid>
+        <w:gridCol w:w="3120"/>
+        <w:gridCol w:w="3120"/>
+        <w:gridCol w:w="3120"/>
+      </w:tblGrid>
+      <w:tr>
+        <w:tc>
+          <w:tcPr>
+            <w:tcW w:type="dxa" w:w="3120"/>
+          </w:tcPr>
+          <w:p>
+            <w:r>
+              <w:t>Check</w:t>
+            </w:r>
+          </w:p>
+        </w:tc>
+        <w:tc>
+          <w:tcPr>
+            <w:tcW w:type="dxa" w:w="3120"/>
+          </w:tcPr>
+          <w:p>
+            <w:r>
+              <w:t>Observed</w:t>
+            </w:r>
+          </w:p>
+        </w:tc>
+        <w:tc>
+          <w:tcPr>
+            <w:tcW w:type="dxa" w:w="3120"/>
+          </w:tcPr>
+          <w:p>
+            <w:r>
+              <w:t>Result</w:t>
+            </w:r>
+          </w:p>
+        </w:tc>
+      </w:tr>
+      <w:tr>
+        <w:tc>
+          <w:tcPr>
+            <w:tcW w:type="dxa" w:w="3120"/>
+          </w:tcPr>
+          <w:p>
+            <w:r>
+              <w:t>FSS-REG-010 — UTM attribution</w:t>
+            </w:r>
+          </w:p>
+        </w:tc>
+        <w:tc>
+          <w:tcPr>
+            <w:tcW w:type="dxa" w:w="3120"/>
+          </w:tcPr>
+          <w:p>
+            <w:r>
+              <w:t>qa_test / email / campaign saved on all 3 submissions (direct form link)</w:t>
+            </w:r>
+          </w:p>
+        </w:tc>
+        <w:tc>
+          <w:tcPr>
+            <w:tcW w:type="dxa" w:w="3120"/>
+          </w:tcPr>
+          <w:p>
+            <w:r>
+              <w:t>PASS</w:t>
+            </w:r>
+          </w:p>
+        </w:tc>
+      </w:tr>
+      <w:tr>
+        <w:tc>
+          <w:tcPr>
+            <w:tcW w:type="dxa" w:w="3120"/>
+          </w:tcPr>
+          <w:p>
+            <w:r>
+              <w:t>FSS-REG-011 — Consent-gated reactivation (WF08)</w:t>
+            </w:r>
+          </w:p>
+        </w:tc>
+        <w:tc>
+          <w:tcPr>
+            <w:tcW w:type="dxa" w:w="3120"/>
+          </w:tcPr>
+          <w:p>
+            <w:r>
+              <w:t>Consented → wait 28 days; no consent → end</w:t>
+            </w:r>
+          </w:p>
+        </w:tc>
+        <w:tc>
+          <w:tcPr>
+            <w:tcW w:type="dxa" w:w="3120"/>
+          </w:tcPr>
+          <w:p>
+            <w:r>
+              <w:t>PASS</w:t>
+            </w:r>
+          </w:p>
+        </w:tc>
+      </w:tr>
+      <w:tr>
+        <w:tc>
+          <w:tcPr>
+            <w:tcW w:type="dxa" w:w="3120"/>
+          </w:tcPr>
+          <w:p>
+            <w:r>
+              <w:t>WF01 consent split + day-1 follow-up</w:t>
+            </w:r>
+          </w:p>
+        </w:tc>
+        <w:tc>
+          <w:tcPr>
+            <w:tcW w:type="dxa" w:w="3120"/>
+          </w:tcPr>
+          <w:p>
+            <w:r>
+              <w:t>Consented lead got the day-1 email (8 Oct 00:33 PHT); non-consented lead got the booking email only</w:t>
+            </w:r>
+          </w:p>
+        </w:tc>
+        <w:tc>
+          <w:tcPr>
+            <w:tcW w:type="dxa" w:w="3120"/>
+          </w:tcPr>
+          <w:p>
+            <w:r>
+              <w:t>PASS</w:t>
+            </w:r>
+          </w:p>
+        </w:tc>
+      </w:tr>
+      <w:tr>
+        <w:tc>
+          <w:tcPr>
+            <w:tcW w:type="dxa" w:w="3120"/>
+          </w:tcPr>
+          <w:p>
+            <w:r>
+              <w:t>WF02 booking, no SMS consent</w:t>
+            </w:r>
+          </w:p>
+        </w:tc>
+        <w:tc>
+          <w:tcPr>
+            <w:tcW w:type="dxa" w:w="3120"/>
+          </w:tcPr>
+          <w:p>
+            <w:r>
+              <w:t>Confirmation email and the 24h reminder email (7 Oct 17:00 PHT) delivered. The contact's conversation history shows emails only, with no SMS attempted (checked 13 Oct)</w:t>
             </w:r>
           </w:p>
         </w:tc>

--- a/public/documents/Fairy_Skin_Studio_GHL_Regression_QA_Report.docx
+++ b/public/documents/Fairy_Skin_Studio_GHL_Regression_QA_Report.docx
@@ -2696,7 +2696,7 @@
           <w:bCs/>
           <w:b/>
         </w:rPr>
-        <w:t>Status: PASS (re-run 7 Oct 2026). Using the direct form link with UTM parameters, utm_source qa_test, utm_medium email and the campaign value were saved on all 3 test submissions. Originally BLOCKED on 20 Sep: PASS (re-run 7 Oct 2026). Using the direct form link with UTM parameters, utm_source qa_test, utm_medium email and the campaign value were saved on all 3 test submissions. Originally BLOCKED on 20 Sep: BLOCKED / NOT VERIFIED. Campaign value verified; source and medium exact values cannot be verified in the UI. The “Paid Social” classification does not match organic_social (OBS-01). Path via the landing-page iframe not exercised.</w:t>
+        <w:t>Status: PASS (re-run 7 Oct 2026). Using the direct form link with UTM parameters, utm_source qa_test, utm_medium email and the campaign value were saved on all 3 test submissions. Originally BLOCKED on 20 Sep: BLOCKED / NOT VERIFIED. Campaign value verified; source and medium exact values cannot be verified in the UI. The “Paid Social” classification does not match organic_social (OBS-01). Path via the landing-page iframe not exercised.</w:t>
       </w:r>
       <w:r/>
       <w:r/>
@@ -3743,323 +3743,6 @@
     </w:p>
     <w:bookmarkEnd w:id="36"/>
     <w:bookmarkEnd w:id="37"/>
-    <w:p>
-      <w:pPr>
-        <w:pStyle w:val="Heading2"/>
-      </w:pPr>
-      <w:r>
-        <w:t>Re-test addendum (6–9 October 2026)</w:t>
-      </w:r>
-    </w:p>
-    <w:p>
-      <w:r>
-        <w:t>The blocked and not-tested cases, and the workflows added after the 20 September run, were tested live between 6 and 9 October 2026. The regression now stands at 12 passed, 0 failed.</w:t>
-      </w:r>
-    </w:p>
-    <w:tbl>
-      <w:tblPr>
-        <w:tblW w:type="auto" w:w="0"/>
-        <w:tblLook w:firstColumn="1" w:firstRow="1" w:lastColumn="0" w:lastRow="0" w:noHBand="0" w:noVBand="1" w:val="04A0"/>
-      </w:tblPr>
-      <w:tblGrid>
-        <w:gridCol w:w="3120"/>
-        <w:gridCol w:w="3120"/>
-        <w:gridCol w:w="3120"/>
-      </w:tblGrid>
-      <w:tr>
-        <w:tc>
-          <w:tcPr>
-            <w:tcW w:type="dxa" w:w="3120"/>
-          </w:tcPr>
-          <w:p>
-            <w:r>
-              <w:t>Check</w:t>
-            </w:r>
-          </w:p>
-        </w:tc>
-        <w:tc>
-          <w:tcPr>
-            <w:tcW w:type="dxa" w:w="3120"/>
-          </w:tcPr>
-          <w:p>
-            <w:r>
-              <w:t>Observed</w:t>
-            </w:r>
-          </w:p>
-        </w:tc>
-        <w:tc>
-          <w:tcPr>
-            <w:tcW w:type="dxa" w:w="3120"/>
-          </w:tcPr>
-          <w:p>
-            <w:r>
-              <w:t>Result</w:t>
-            </w:r>
-          </w:p>
-        </w:tc>
-      </w:tr>
-      <w:tr>
-        <w:tc>
-          <w:tcPr>
-            <w:tcW w:type="dxa" w:w="3120"/>
-          </w:tcPr>
-          <w:p>
-            <w:r>
-              <w:t>FSS-REG-010 — UTM attribution</w:t>
-            </w:r>
-          </w:p>
-        </w:tc>
-        <w:tc>
-          <w:tcPr>
-            <w:tcW w:type="dxa" w:w="3120"/>
-          </w:tcPr>
-          <w:p>
-            <w:r>
-              <w:t>qa_test / email / campaign saved on all 3 submissions (direct form link)</w:t>
-            </w:r>
-          </w:p>
-        </w:tc>
-        <w:tc>
-          <w:tcPr>
-            <w:tcW w:type="dxa" w:w="3120"/>
-          </w:tcPr>
-          <w:p>
-            <w:r>
-              <w:t>PASS</w:t>
-            </w:r>
-          </w:p>
-        </w:tc>
-      </w:tr>
-      <w:tr>
-        <w:tc>
-          <w:tcPr>
-            <w:tcW w:type="dxa" w:w="3120"/>
-          </w:tcPr>
-          <w:p>
-            <w:r>
-              <w:t>FSS-REG-011 — Consent-gated reactivation (WF08)</w:t>
-            </w:r>
-          </w:p>
-        </w:tc>
-        <w:tc>
-          <w:tcPr>
-            <w:tcW w:type="dxa" w:w="3120"/>
-          </w:tcPr>
-          <w:p>
-            <w:r>
-              <w:t>Consented → wait 28 days; no consent → end</w:t>
-            </w:r>
-          </w:p>
-        </w:tc>
-        <w:tc>
-          <w:tcPr>
-            <w:tcW w:type="dxa" w:w="3120"/>
-          </w:tcPr>
-          <w:p>
-            <w:r>
-              <w:t>PASS</w:t>
-            </w:r>
-          </w:p>
-        </w:tc>
-      </w:tr>
-      <w:tr>
-        <w:tc>
-          <w:tcPr>
-            <w:tcW w:type="dxa" w:w="3120"/>
-          </w:tcPr>
-          <w:p>
-            <w:r>
-              <w:t>WF01 consent split + day-1 follow-up</w:t>
-            </w:r>
-          </w:p>
-        </w:tc>
-        <w:tc>
-          <w:tcPr>
-            <w:tcW w:type="dxa" w:w="3120"/>
-          </w:tcPr>
-          <w:p>
-            <w:r>
-              <w:t>Consented lead got the day-1 email (8 Oct 00:33 PHT); non-consented lead got the booking email only</w:t>
-            </w:r>
-          </w:p>
-        </w:tc>
-        <w:tc>
-          <w:tcPr>
-            <w:tcW w:type="dxa" w:w="3120"/>
-          </w:tcPr>
-          <w:p>
-            <w:r>
-              <w:t>PASS</w:t>
-            </w:r>
-          </w:p>
-        </w:tc>
-      </w:tr>
-      <w:tr>
-        <w:tc>
-          <w:tcPr>
-            <w:tcW w:type="dxa" w:w="3120"/>
-          </w:tcPr>
-          <w:p>
-            <w:r>
-              <w:t>WF02 booking, no SMS consent</w:t>
-            </w:r>
-          </w:p>
-        </w:tc>
-        <w:tc>
-          <w:tcPr>
-            <w:tcW w:type="dxa" w:w="3120"/>
-          </w:tcPr>
-          <w:p>
-            <w:r>
-              <w:t>Confirmation email and the 24h reminder email (7 Oct 17:00 PHT) delivered</w:t>
-            </w:r>
-          </w:p>
-        </w:tc>
-        <w:tc>
-          <w:tcPr>
-            <w:tcW w:type="dxa" w:w="3120"/>
-          </w:tcPr>
-          <w:p>
-            <w:r>
-              <w:t>PASS</w:t>
-            </w:r>
-          </w:p>
-        </w:tc>
-      </w:tr>
-      <w:tr>
-        <w:tc>
-          <w:tcPr>
-            <w:tcW w:type="dxa" w:w="3120"/>
-          </w:tcPr>
-          <w:p>
-            <w:r>
-              <w:t>WF09 Considering Treatment</w:t>
-            </w:r>
-          </w:p>
-        </w:tc>
-        <w:tc>
-          <w:tcPr>
-            <w:tcW w:type="dxa" w:w="3120"/>
-          </w:tcPr>
-          <w:p>
-            <w:r>
-              <w:t>Treatment-plan email, then the day-2 check-in email (9 Oct 00:38 PHT) to the marketing-consented client</w:t>
-            </w:r>
-          </w:p>
-        </w:tc>
-        <w:tc>
-          <w:tcPr>
-            <w:tcW w:type="dxa" w:w="3120"/>
-          </w:tcPr>
-          <w:p>
-            <w:r>
-              <w:t>PASS</w:t>
-            </w:r>
-          </w:p>
-        </w:tc>
-      </w:tr>
-      <w:tr>
-        <w:tc>
-          <w:tcPr>
-            <w:tcW w:type="dxa" w:w="3120"/>
-          </w:tcPr>
-          <w:p>
-            <w:r>
-              <w:t>WF06 Treatment Converted</w:t>
-            </w:r>
-          </w:p>
-        </w:tc>
-        <w:tc>
-          <w:tcPr>
-            <w:tcW w:type="dxa" w:w="3120"/>
-          </w:tcPr>
-          <w:p>
-            <w:r>
-              <w:t>Removed from WF09; thank-you email; day-2 aftercare email (9 Oct 00:46 PHT)</w:t>
-            </w:r>
-          </w:p>
-        </w:tc>
-        <w:tc>
-          <w:tcPr>
-            <w:tcW w:type="dxa" w:w="3120"/>
-          </w:tcPr>
-          <w:p>
-            <w:r>
-              <w:t>PASS</w:t>
-            </w:r>
-          </w:p>
-        </w:tc>
-      </w:tr>
-      <w:tr>
-        <w:tc>
-          <w:tcPr>
-            <w:tcW w:type="dxa" w:w="3120"/>
-          </w:tcPr>
-          <w:p>
-            <w:r>
-              <w:t>WF10 stop rebook reminders</w:t>
-            </w:r>
-          </w:p>
-        </w:tc>
-        <w:tc>
-          <w:tcPr>
-            <w:tcW w:type="dxa" w:w="3120"/>
-          </w:tcPr>
-          <w:p>
-            <w:r>
-              <w:t>A new booking removed the client from WF08 (“Removed by external workflow action”)</w:t>
-            </w:r>
-          </w:p>
-        </w:tc>
-        <w:tc>
-          <w:tcPr>
-            <w:tcW w:type="dxa" w:w="3120"/>
-          </w:tcPr>
-          <w:p>
-            <w:r>
-              <w:t>PASS</w:t>
-            </w:r>
-          </w:p>
-        </w:tc>
-      </w:tr>
-      <w:tr>
-        <w:tc>
-          <w:tcPr>
-            <w:tcW w:type="dxa" w:w="3120"/>
-          </w:tcPr>
-          <w:p>
-            <w:r>
-              <w:t>Clinic Owner View dashboard + snapshot v3</w:t>
-            </w:r>
-          </w:p>
-        </w:tc>
-        <w:tc>
-          <w:tcPr>
-            <w:tcW w:type="dxa" w:w="3120"/>
-          </w:tcPr>
-          <w:p>
-            <w:r>
-              <w:t>Dashboard saved with Leads by UTM Source; snapshot saved 7 Oct with all 100 assets</w:t>
-            </w:r>
-          </w:p>
-        </w:tc>
-        <w:tc>
-          <w:tcPr>
-            <w:tcW w:type="dxa" w:w="3120"/>
-          </w:tcPr>
-          <w:p>
-            <w:r>
-              <w:t>DONE</w:t>
-            </w:r>
-          </w:p>
-        </w:tc>
-      </w:tr>
-    </w:tbl>
-    <w:p>
-      <w:r>
-        <w:t>All re-tests used fictional test contacts and email only. The sub-account has no purchased phone number, so SMS steps can be shown executing in the logs but no text message was delivered.</w:t>
-      </w:r>
-    </w:p>
     <w:p>
       <w:pPr>
         <w:pStyle w:val="Heading2"/>
